--- a/public/Untitled document (2).docx
+++ b/public/Untitled document (2).docx
@@ -4,23 +4,13 @@
   <w:body>
     <w:p>
       <w:pPr>
-        <w:jc w:val="center"/>
-        <w:rPr>
-          <w:u w:val="single"/>
-        </w:rPr>
+        <w:rPr/>
       </w:pPr>
       <w:r>
         <w:rPr>
-          <w:b w:val="1"/>
-          <w:u w:val="single"/>
           <w:rtl w:val="0"/>
         </w:rPr>
-        <w:t xml:space="preserve">Fantasy Pros Rankings Code</w:t>
-      </w:r>
-      <w:r>
-        <w:rPr>
-          <w:rtl w:val="0"/>
-        </w:rPr>
+        <w:t xml:space="preserve">Site Map</w:t>
       </w:r>
     </w:p>
     <w:p>
@@ -44,7 +34,7 @@
           <w:b w:val="1"/>
           <w:rtl w:val="0"/>
         </w:rPr>
-        <w:t xml:space="preserve">Full Positional Dynasty Rankings</w:t>
+        <w:t xml:space="preserve">Home Page</w:t>
       </w:r>
     </w:p>
     <w:p>
@@ -69,32 +59,6 @@
         <w:rPr>
           <w:rtl w:val="0"/>
         </w:rPr>
-      </w:r>
-    </w:p>
-    <w:p>
-      <w:pPr>
-        <w:rPr>
-          <w:b w:val="1"/>
-        </w:rPr>
-      </w:pPr>
-      <w:r>
-        <w:rPr>
-          <w:rtl w:val="0"/>
-        </w:rPr>
-      </w:r>
-    </w:p>
-    <w:p>
-      <w:pPr>
-        <w:rPr>
-          <w:b w:val="1"/>
-        </w:rPr>
-      </w:pPr>
-      <w:r>
-        <w:rPr>
-          <w:b w:val="1"/>
-          <w:rtl w:val="0"/>
-        </w:rPr>
-        <w:t xml:space="preserve">Top-12 Positional Dynasty Rankings</w:t>
       </w:r>
     </w:p>
     <w:sectPr>
